--- a/README.docx
+++ b/README.docx
@@ -2561,16 +2561,6 @@
           <w:lang w:val="en-IE"/>
         </w:rPr>
       </w:pPr>
-    </w:p>
-    <w:p>
-      <w:pPr>
-        <w:rPr>
-          <w:rFonts w:cstheme="minorHAnsi"/>
-          <w:sz w:val="24"/>
-          <w:szCs w:val="24"/>
-          <w:lang w:val="en-IE"/>
-        </w:rPr>
-      </w:pPr>
       <w:r>
         <w:rPr>
           <w:rFonts w:cstheme="minorHAnsi"/>
@@ -2654,26 +2644,26 @@
           <w:szCs w:val="24"/>
           <w:lang w:val="en-IE"/>
         </w:rPr>
+        <w:t>- Morning routine quest structure</w:t>
+      </w:r>
+    </w:p>
+    <w:p>
+      <w:pPr>
+        <w:rPr>
+          <w:rFonts w:cstheme="minorHAnsi"/>
+          <w:sz w:val="24"/>
+          <w:szCs w:val="24"/>
+          <w:lang w:val="en-IE"/>
+        </w:rPr>
+      </w:pPr>
+      <w:r>
+        <w:rPr>
+          <w:rFonts w:cstheme="minorHAnsi"/>
+          <w:sz w:val="24"/>
+          <w:szCs w:val="24"/>
+          <w:lang w:val="en-IE"/>
+        </w:rPr>
         <w:lastRenderedPageBreak/>
-        <w:t>- Morning routine quest structure</w:t>
-      </w:r>
-    </w:p>
-    <w:p>
-      <w:pPr>
-        <w:rPr>
-          <w:rFonts w:cstheme="minorHAnsi"/>
-          <w:sz w:val="24"/>
-          <w:szCs w:val="24"/>
-          <w:lang w:val="en-IE"/>
-        </w:rPr>
-      </w:pPr>
-      <w:r>
-        <w:rPr>
-          <w:rFonts w:cstheme="minorHAnsi"/>
-          <w:sz w:val="24"/>
-          <w:szCs w:val="24"/>
-          <w:lang w:val="en-IE"/>
-        </w:rPr>
         <w:t>- Interaction prompts and objective checklist UI</w:t>
       </w:r>
     </w:p>
@@ -3070,6 +3060,7 @@
           <w:szCs w:val="24"/>
           <w:lang w:val="en-IE"/>
         </w:rPr>
+        <w:lastRenderedPageBreak/>
         <w:t>- Add more levels or a longer route to university</w:t>
       </w:r>
     </w:p>
@@ -3283,7 +3274,28 @@
           <w:szCs w:val="24"/>
           <w:lang w:val="en-IE"/>
         </w:rPr>
-        <w:t xml:space="preserve"> [Add link]</w:t>
+        <w:t xml:space="preserve"> </w:t>
+      </w:r>
+      <w:hyperlink r:id="rId10" w:history="1">
+        <w:r>
+          <w:rPr>
+            <w:rStyle w:val="Hyperlink"/>
+            <w:rFonts w:cstheme="minorHAnsi"/>
+            <w:sz w:val="24"/>
+            <w:szCs w:val="24"/>
+            <w:lang w:val="en-IE"/>
+          </w:rPr>
+          <w:t>https://kira-ken.itch.io/a-day-in-the-life</w:t>
+        </w:r>
+      </w:hyperlink>
+      <w:r>
+        <w:rPr>
+          <w:rFonts w:cstheme="minorHAnsi"/>
+          <w:sz w:val="24"/>
+          <w:szCs w:val="24"/>
+          <w:lang w:val="en-IE"/>
+        </w:rPr>
+        <w:t xml:space="preserve"> </w:t>
       </w:r>
     </w:p>
     <w:p>
@@ -3324,7 +3336,7 @@
         </w:rPr>
         <w:t xml:space="preserve"> </w:t>
       </w:r>
-      <w:hyperlink r:id="rId10" w:history="1">
+      <w:hyperlink r:id="rId11" w:history="1">
         <w:r>
           <w:rPr>
             <w:rStyle w:val="Hyperlink"/>
@@ -3563,17 +3575,7 @@
           <w:szCs w:val="24"/>
           <w:lang w:val="en-IE"/>
         </w:rPr>
-        <w:t xml:space="preserve">This document describes the project concept, relation to the brief, controls, gameplay structure, implemented features, aesthetic direction, asset credits, personal contribution, development </w:t>
-      </w:r>
-      <w:r>
-        <w:rPr>
-          <w:rFonts w:cstheme="minorHAnsi"/>
-          <w:sz w:val="24"/>
-          <w:szCs w:val="24"/>
-          <w:lang w:val="en-IE"/>
-        </w:rPr>
-        <w:lastRenderedPageBreak/>
-        <w:t>reflection, future improvements, and project links. The Itch.io page and video demo should be linked above before submission.</w:t>
+        <w:t>This document describes the project concept, relation to the brief, controls, gameplay structure, implemented features, aesthetic direction, asset credits, personal contribution, development reflection, future improvements, and project links. The Itch.io page and video demo should be linked above before submission.</w:t>
       </w:r>
     </w:p>
     <w:p>
@@ -3635,63 +3637,6 @@
                 <pic:pic xmlns:pic="http://schemas.openxmlformats.org/drawingml/2006/picture">
                   <pic:nvPicPr>
                     <pic:cNvPr id="0" name="Picture 10"/>
-                    <pic:cNvPicPr>
-                      <a:picLocks noChangeAspect="1" noChangeArrowheads="1"/>
-                    </pic:cNvPicPr>
-                  </pic:nvPicPr>
-                  <pic:blipFill>
-                    <a:blip r:embed="rId11">
-                      <a:extLst>
-                        <a:ext uri="{28A0092B-C50C-407E-A947-70E740481C1C}">
-                          <a14:useLocalDpi xmlns:a14="http://schemas.microsoft.com/office/drawing/2010/main" val="0"/>
-                        </a:ext>
-                      </a:extLst>
-                    </a:blip>
-                    <a:srcRect/>
-                    <a:stretch>
-                      <a:fillRect/>
-                    </a:stretch>
-                  </pic:blipFill>
-                  <pic:spPr bwMode="auto">
-                    <a:xfrm>
-                      <a:off x="0" y="0"/>
-                      <a:ext cx="5935980" cy="3337560"/>
-                    </a:xfrm>
-                    <a:prstGeom prst="rect">
-                      <a:avLst/>
-                    </a:prstGeom>
-                    <a:noFill/>
-                    <a:ln>
-                      <a:noFill/>
-                    </a:ln>
-                  </pic:spPr>
-                </pic:pic>
-              </a:graphicData>
-            </a:graphic>
-          </wp:inline>
-        </w:drawing>
-      </w:r>
-      <w:r>
-        <w:rPr>
-          <w:rFonts w:cstheme="minorHAnsi"/>
-          <w:noProof/>
-          <w:sz w:val="24"/>
-          <w:szCs w:val="24"/>
-          <w:lang w:val="en-IE"/>
-        </w:rPr>
-        <w:drawing>
-          <wp:inline distT="0" distB="0" distL="0" distR="0" wp14:anchorId="3C65ED61" wp14:editId="019CA634">
-            <wp:extent cx="5935980" cy="3337560"/>
-            <wp:effectExtent l="0" t="0" r="7620" b="0"/>
-            <wp:docPr id="452372087" name="Picture 7"/>
-            <wp:cNvGraphicFramePr>
-              <a:graphicFrameLocks xmlns:a="http://schemas.openxmlformats.org/drawingml/2006/main" noChangeAspect="1"/>
-            </wp:cNvGraphicFramePr>
-            <a:graphic xmlns:a="http://schemas.openxmlformats.org/drawingml/2006/main">
-              <a:graphicData uri="http://schemas.openxmlformats.org/drawingml/2006/picture">
-                <pic:pic xmlns:pic="http://schemas.openxmlformats.org/drawingml/2006/picture">
-                  <pic:nvPicPr>
-                    <pic:cNvPr id="0" name="Picture 7"/>
                     <pic:cNvPicPr>
                       <a:picLocks noChangeAspect="1" noChangeArrowheads="1"/>
                     </pic:cNvPicPr>
@@ -3728,16 +3673,6 @@
           </wp:inline>
         </w:drawing>
       </w:r>
-    </w:p>
-    <w:p>
-      <w:pPr>
-        <w:rPr>
-          <w:rFonts w:cstheme="minorHAnsi"/>
-          <w:sz w:val="24"/>
-          <w:szCs w:val="24"/>
-          <w:lang w:val="en-IE"/>
-        </w:rPr>
-      </w:pPr>
       <w:r>
         <w:rPr>
           <w:rFonts w:cstheme="minorHAnsi"/>
@@ -3746,12 +3681,11 @@
           <w:szCs w:val="24"/>
           <w:lang w:val="en-IE"/>
         </w:rPr>
-        <w:lastRenderedPageBreak/>
         <w:drawing>
-          <wp:inline distT="0" distB="0" distL="0" distR="0" wp14:anchorId="7432BFF7" wp14:editId="2A49E4FF">
-            <wp:extent cx="5937250" cy="3340100"/>
-            <wp:effectExtent l="0" t="0" r="6350" b="0"/>
-            <wp:docPr id="1656822434" name="Picture 16"/>
+          <wp:inline distT="0" distB="0" distL="0" distR="0" wp14:anchorId="3C65ED61" wp14:editId="019CA634">
+            <wp:extent cx="5935980" cy="3337560"/>
+            <wp:effectExtent l="0" t="0" r="7620" b="0"/>
+            <wp:docPr id="452372087" name="Picture 7"/>
             <wp:cNvGraphicFramePr>
               <a:graphicFrameLocks xmlns:a="http://schemas.openxmlformats.org/drawingml/2006/main" noChangeAspect="1"/>
             </wp:cNvGraphicFramePr>
@@ -3759,7 +3693,7 @@
               <a:graphicData uri="http://schemas.openxmlformats.org/drawingml/2006/picture">
                 <pic:pic xmlns:pic="http://schemas.openxmlformats.org/drawingml/2006/picture">
                   <pic:nvPicPr>
-                    <pic:cNvPr id="0" name="Picture 16"/>
+                    <pic:cNvPr id="0" name="Picture 7"/>
                     <pic:cNvPicPr>
                       <a:picLocks noChangeAspect="1" noChangeArrowheads="1"/>
                     </pic:cNvPicPr>
@@ -3780,7 +3714,7 @@
                   <pic:spPr bwMode="auto">
                     <a:xfrm>
                       <a:off x="0" y="0"/>
-                      <a:ext cx="5937250" cy="3340100"/>
+                      <a:ext cx="5935980" cy="3337560"/>
                     </a:xfrm>
                     <a:prstGeom prst="rect">
                       <a:avLst/>
@@ -3814,11 +3748,12 @@
           <w:szCs w:val="24"/>
           <w:lang w:val="en-IE"/>
         </w:rPr>
+        <w:lastRenderedPageBreak/>
         <w:drawing>
-          <wp:inline distT="0" distB="0" distL="0" distR="0" wp14:anchorId="436A0391" wp14:editId="39278B55">
+          <wp:inline distT="0" distB="0" distL="0" distR="0" wp14:anchorId="7432BFF7" wp14:editId="2A49E4FF">
             <wp:extent cx="5937250" cy="3340100"/>
             <wp:effectExtent l="0" t="0" r="6350" b="0"/>
-            <wp:docPr id="1974342459" name="Picture 17"/>
+            <wp:docPr id="1656822434" name="Picture 16"/>
             <wp:cNvGraphicFramePr>
               <a:graphicFrameLocks xmlns:a="http://schemas.openxmlformats.org/drawingml/2006/main" noChangeAspect="1"/>
             </wp:cNvGraphicFramePr>
@@ -3826,7 +3761,7 @@
               <a:graphicData uri="http://schemas.openxmlformats.org/drawingml/2006/picture">
                 <pic:pic xmlns:pic="http://schemas.openxmlformats.org/drawingml/2006/picture">
                   <pic:nvPicPr>
-                    <pic:cNvPr id="0" name="Picture 17"/>
+                    <pic:cNvPr id="0" name="Picture 16"/>
                     <pic:cNvPicPr>
                       <a:picLocks noChangeAspect="1" noChangeArrowheads="1"/>
                     </pic:cNvPicPr>
@@ -3881,12 +3816,11 @@
           <w:szCs w:val="24"/>
           <w:lang w:val="en-IE"/>
         </w:rPr>
-        <w:lastRenderedPageBreak/>
         <w:drawing>
-          <wp:inline distT="0" distB="0" distL="0" distR="0" wp14:anchorId="65E53EB0" wp14:editId="2B18B58F">
+          <wp:inline distT="0" distB="0" distL="0" distR="0" wp14:anchorId="436A0391" wp14:editId="39278B55">
             <wp:extent cx="5937250" cy="3340100"/>
             <wp:effectExtent l="0" t="0" r="6350" b="0"/>
-            <wp:docPr id="745609092" name="Picture 18"/>
+            <wp:docPr id="1974342459" name="Picture 17"/>
             <wp:cNvGraphicFramePr>
               <a:graphicFrameLocks xmlns:a="http://schemas.openxmlformats.org/drawingml/2006/main" noChangeAspect="1"/>
             </wp:cNvGraphicFramePr>
@@ -3894,7 +3828,7 @@
               <a:graphicData uri="http://schemas.openxmlformats.org/drawingml/2006/picture">
                 <pic:pic xmlns:pic="http://schemas.openxmlformats.org/drawingml/2006/picture">
                   <pic:nvPicPr>
-                    <pic:cNvPr id="0" name="Picture 18"/>
+                    <pic:cNvPr id="0" name="Picture 17"/>
                     <pic:cNvPicPr>
                       <a:picLocks noChangeAspect="1" noChangeArrowheads="1"/>
                     </pic:cNvPicPr>
@@ -3949,6 +3883,74 @@
           <w:szCs w:val="24"/>
           <w:lang w:val="en-IE"/>
         </w:rPr>
+        <w:lastRenderedPageBreak/>
+        <w:drawing>
+          <wp:inline distT="0" distB="0" distL="0" distR="0" wp14:anchorId="65E53EB0" wp14:editId="2B18B58F">
+            <wp:extent cx="5937250" cy="3340100"/>
+            <wp:effectExtent l="0" t="0" r="6350" b="0"/>
+            <wp:docPr id="745609092" name="Picture 18"/>
+            <wp:cNvGraphicFramePr>
+              <a:graphicFrameLocks xmlns:a="http://schemas.openxmlformats.org/drawingml/2006/main" noChangeAspect="1"/>
+            </wp:cNvGraphicFramePr>
+            <a:graphic xmlns:a="http://schemas.openxmlformats.org/drawingml/2006/main">
+              <a:graphicData uri="http://schemas.openxmlformats.org/drawingml/2006/picture">
+                <pic:pic xmlns:pic="http://schemas.openxmlformats.org/drawingml/2006/picture">
+                  <pic:nvPicPr>
+                    <pic:cNvPr id="0" name="Picture 18"/>
+                    <pic:cNvPicPr>
+                      <a:picLocks noChangeAspect="1" noChangeArrowheads="1"/>
+                    </pic:cNvPicPr>
+                  </pic:nvPicPr>
+                  <pic:blipFill>
+                    <a:blip r:embed="rId16">
+                      <a:extLst>
+                        <a:ext uri="{28A0092B-C50C-407E-A947-70E740481C1C}">
+                          <a14:useLocalDpi xmlns:a14="http://schemas.microsoft.com/office/drawing/2010/main" val="0"/>
+                        </a:ext>
+                      </a:extLst>
+                    </a:blip>
+                    <a:srcRect/>
+                    <a:stretch>
+                      <a:fillRect/>
+                    </a:stretch>
+                  </pic:blipFill>
+                  <pic:spPr bwMode="auto">
+                    <a:xfrm>
+                      <a:off x="0" y="0"/>
+                      <a:ext cx="5937250" cy="3340100"/>
+                    </a:xfrm>
+                    <a:prstGeom prst="rect">
+                      <a:avLst/>
+                    </a:prstGeom>
+                    <a:noFill/>
+                    <a:ln>
+                      <a:noFill/>
+                    </a:ln>
+                  </pic:spPr>
+                </pic:pic>
+              </a:graphicData>
+            </a:graphic>
+          </wp:inline>
+        </w:drawing>
+      </w:r>
+    </w:p>
+    <w:p>
+      <w:pPr>
+        <w:rPr>
+          <w:rFonts w:cstheme="minorHAnsi"/>
+          <w:sz w:val="24"/>
+          <w:szCs w:val="24"/>
+          <w:lang w:val="en-IE"/>
+        </w:rPr>
+      </w:pPr>
+      <w:r>
+        <w:rPr>
+          <w:rFonts w:cstheme="minorHAnsi"/>
+          <w:noProof/>
+          <w:sz w:val="24"/>
+          <w:szCs w:val="24"/>
+          <w:lang w:val="en-IE"/>
+        </w:rPr>
         <w:drawing>
           <wp:inline distT="0" distB="0" distL="0" distR="0" wp14:anchorId="36AFAE1B" wp14:editId="1C1318EA">
             <wp:extent cx="5937250" cy="3340100"/>
@@ -3967,7 +3969,7 @@
                     </pic:cNvPicPr>
                   </pic:nvPicPr>
                   <pic:blipFill>
-                    <a:blip r:embed="rId16">
+                    <a:blip r:embed="rId17">
                       <a:extLst>
                         <a:ext uri="{28A0092B-C50C-407E-A947-70E740481C1C}">
                           <a14:useLocalDpi xmlns:a14="http://schemas.microsoft.com/office/drawing/2010/main" val="0"/>
